--- a/pythonapi/docxtemplates/acto_notoriedad.docx
+++ b/pythonapi/docxtemplates/acto_notoriedad.docx
@@ -89,12 +89,7 @@
         <w:jc w:val="both"/>
       </w:pPr>
       <w:r>
-        <w:rPr>
-          <w:b w:val="0"/>
-          <w:i w:val="0"/>
-          <w:u w:val="none"/>
-        </w:rPr>
-        <w:t>REPÚBLICA DOMINICANA, en la ciudad y Municipio de {{NOTARIO_MUNICIPIO}}, a los {{DIA_LETRAS}} ({{DIA_NUM}}) días del mes de {{MES}} del año {{ANIO_LETRAS}} ({{ANIO_NUM}}), Yo {{NOTARIO_TITULO_NOMBRE_MAYUS}}, {{NOTARIO_NACIONALIDAD}}, mayor de edad, {{NOTARIO_ESTADO_CIVIL}}, portador(a) de la cédula de identidad y electoral No. {{NOTARIO_CEDULA}}, Notario Público de los del número del Municipio de {{NOTARIO_MUNICIPIO}}, miembro del Colegio Dominicano de Notarios con matrícula {{NOTARIO_MATRICULA}}, con mi estudio profesional abierto en {{NOTARIO_ESTUDIO}}, asistido de los testigos {{r TESTIGO_NOMBRES}}, dominicanos, mayores de edad, {{TESTIGO_ESTADO_CIVIL}}, {{TESTIGO_OCUPACION}}, portadores de las cédulas de identidad y electoral Nos. {{TESTIGO_CEDULAS}}, domiciliados y residentes en {{TESTIGO_DOMICILIO}}, testigos instrumentales requeridos al efecto para los fines del presente acto, libres de tachas y excepciones exigidas por la ley; han Comparecido Libre y Voluntariamente los señores {{r COMPARECIENTE_NOMBRE}}, de nacionalidad {{COMPARECIENTE_NACIONALIDAD}}, mayores de edad, {{COMPARECIENTE_ESTADO_CIVIL}}, {{COMPARECIENTE_OCUPACION}}, portadores de las cédulas de identidad y electoral Nos. {{COMPARECIENTE_CEDULA}}, domiciliados y residentes en {{COMPARECIENTE_DOMICILIO}}, quienes en lo que sigue del presente acto se denominarán {{DENOMINACION_COMPARECIENTE}}; quienes me han declarado BAJO LA FE DEL JURAMENTO, lo siguiente:</w:t>
+        <w:t>REPÚBLICA DOMINICANA, en la ciudad y Municipio de {{NOTARIO_MUNICIPIO}}, a los {{DIA_LETRAS}} ({{DIA_NUM}}) días del mes de {{MES}} del año {{ANIO_LETRAS}} ({{ANIO_NUM}}), Yo {{NOTARIO_TITULO_NOMBRE_MAYUS}}, {{NOTARIO_NACIONALIDAD}}, mayor de edad, {{NOTARIO_ESTADO_CIVIL}}, portador(a) de la cédula de identidad y electoral No. {{NOTARIO_CEDULA}}, Notario Público de los del número del Municipio de {{NOTARIO_MUNICIPIO}}, miembro del Colegio Dominicano de Notarios con matrícula {{NOTARIO_MATRICULA}}, con mi estudio profesional abierto en {{NOTARIO_ESTUDIO}}, asistido de los testigos {{r TESTIGO_BLOQUE}}, testigos instrumentales requeridos al efecto para los fines del presente acto, libres de tachas y excepciones exigidas por la ley; {{COMPARECIENTE_HA}} Comparecido Libre y Voluntariamente {{r COMPARECIENTE_BLOQUE}}, {{COMPARECIENTE_QUIEN}} en lo que {{COMPARECIENTE_SIGUE}} del presente acto {{COMPARECIENTE_SE_DENOMINARA}} {{DENOMINACION_COMPARECIENTE}}; {{COMPARECIENTE_QUIEN}} me {{COMPARECIENTE_HA}} declarado BAJO LA FE DEL JURAMENTO, lo siguiente:</w:t>
       </w:r>
     </w:p>
     <w:p>
